--- a/docs/산출물/7주차_08.24-08.28/[모델배포] 개발된 LLM 연동 웹 애플리케이션_2Team.docx
+++ b/docs/산출물/7주차_08.24-08.28/[모델배포] 개발된 LLM 연동 웹 애플리케이션_2Team.docx
@@ -1409,7 +1409,7 @@
                 <w:szCs w:val="20"/>
                 <w:rtl w:val="0"/>
               </w:rPr>
-              <w:t xml:space="preserve">services/task_extraction/service.py가 스키마 수준에서 근거 참조를 강제한다(evidence_refs 최소 1개). 인용 번호가 실제 근거와 어긋나면 그 업무만 탈락시키고 나머지 결과는 유지한다.</w:t>
+              <w:t xml:space="preserve">services/task_extraction/service.py가 스키마 수준에서 근거 참조를 강제한다(evidence_refs 최소 1개). 인용 번호가 실제 근거와 어긋나면 그 업무만 탈락시키고 나머지 결과는 유지한다. 2026-08-28부터 이 파이프라인은 채팅 도구가 아니라 팀마다 심는 「업무 추출 에이전트」가 부른다.</w:t>
             </w:r>
           </w:p>
         </w:tc>
@@ -1580,7 +1580,7 @@
                 <w:szCs w:val="20"/>
                 <w:rtl w:val="0"/>
               </w:rPr>
-              <w:t xml:space="preserve">부수효과가 있는 내장 도구 7종(task_register · task_update · jira_create_issues · document_create · table_export · skill_register · skill_creator_ask_followup)은 확인 카드를 띄우고 승인 전에는 실행되지 않는다. 팀이 연결한 외부 MCP 쓰기 도구도 같은 게이트를 탄다.</w:t>
+              <w:t xml:space="preserve">부수효과가 있는 내장 도구 15종(업무 등록·수정, Jira 등록, 문서 만들기·변환, PDF 편집, 표 변환, 시각화, 스킬 등록 등)은 확인 카드를 띄우고 승인 전에는 실행되지 않는다. 팀이 연결한 외부 MCP 쓰기 도구도 같은 게이트를 탄다.</w:t>
             </w:r>
           </w:p>
         </w:tc>
@@ -2667,20 +2667,6 @@
       </w:pPr>
       <w:bookmarkStart w:colFirst="0" w:colLast="0" w:name="_heading=h.hef3k7coofly" w:id="0"/>
       <w:bookmarkEnd w:id="0"/>
-      <w:r>
-        <w:rPr>
-          <w:rtl w:val="0"/>
-        </w:rPr>
-      </w:r>
-    </w:p>
-    <w:p>
-      <w:pPr>
-        <w:rPr>
-          <w:rFonts w:ascii="Malgun Gothic" w:cs="Malgun Gothic" w:eastAsia="Malgun Gothic" w:hAnsi="Malgun Gothic"/>
-          <w:b w:val="0"/>
-          <w:bCs w:val="0"/>
-        </w:rPr>
-      </w:pPr>
       <w:r>
         <w:rPr>
           <w:rtl w:val="0"/>
@@ -2966,7 +2952,7 @@
           <w:color w:val="0000ff"/>
           <w:rtl w:val="0"/>
         </w:rPr>
-        <w:t xml:space="preserve">확인 결과: deepagents 0.7.5 · LangGraph 1.2.11 위에서 돌며 내장 도구는 19종이다. 모델 호출 상한은 에이전트별 max_iterations(기본 10)와 전역 상한 50 중 작은 값이고, 위임은 1단계로 제한돼 자식이 다시 자식을 갖지 못한다. 한 단계에서 동시에 도는 도구 호출은 4개로 묶고 초과분은 버리지 않고 대기시킨다.</w:t>
+        <w:t xml:space="preserve">확인 결과: deepagents 0.7.5 · LangGraph 1.2.11 위에서 돌며 내장 도구는 32종이다(2026-08-28에 파일·데이터·계산·시각화 도구 10종이 늘었다). 새 팀의 기본 어시스턴트는 그중 22종으로 시작한다. 모델 호출 상한은 에이전트별 max_iterations(기본 10)와 전역 상한 50 중 작은 값이고, 위임은 1단계로 제한돼 자식이 다시 자식을 갖지 못한다. 한 단계에서 동시에 도는 도구 호출은 4개로 묶고 초과분은 버리지 않고 대기시킨다.</w:t>
       </w:r>
     </w:p>
     <w:p>
@@ -3044,28 +3030,6 @@
           <w:rtl w:val="0"/>
         </w:rPr>
         <w:t xml:space="preserve">확인 결과: MCP 주소는 등록할 때와 호출 직전에 각각 검사한다(services/mcp/security.py). 이름이 가리키는 주소가 하나라도 사설·루프백이면 막으며, 호출 직전 재검사는 등록 때 공인 IP를 주고 호출 때 사설 IP를 주는 DNS 리바인딩을 막기 위한 것이다. 호출 timeout은 480초로 두어 gunicorn 워커 timeout 600초보다 먼저 끊는다.</w:t>
-      </w:r>
-    </w:p>
-    <w:p>
-      <w:pPr>
-        <w:pStyle w:val="Heading2"/>
-        <w:keepNext w:val="0"/>
-        <w:keepLines w:val="0"/>
-        <w:spacing w:after="80" w:lineRule="auto"/>
-        <w:rPr>
-          <w:rFonts w:ascii="Malgun Gothic" w:cs="Malgun Gothic" w:eastAsia="Malgun Gothic" w:hAnsi="Malgun Gothic"/>
-          <w:b w:val="1"/>
-          <w:bCs w:val="1"/>
-          <w:sz w:val="34"/>
-          <w:szCs w:val="34"/>
-        </w:rPr>
-      </w:pPr>
-      <w:bookmarkStart w:colFirst="0" w:colLast="0" w:name="_heading=h.m27nfoy96dt4" w:id="2"/>
-      <w:bookmarkEnd w:id="2"/>
-      <w:r>
-        <w:rPr>
-          <w:rtl w:val="0"/>
-        </w:rPr>
       </w:r>
     </w:p>
     <w:tbl>
@@ -3454,23 +3418,6 @@
           <w:rtl w:val="0"/>
         </w:rPr>
         <w:t xml:space="preserve">외부 관측 플랫폼으로 내보내는 사본은 전송 직전에 마스킹한다(sensitive_text.mask_for_export() — 이메일·자격증명·주민등록번호·카드·전화 패턴). 사용자에게 가는 응답과 내부 DB 원문은 바꾸지 않는다. 실제 키로 전송한 뒤 관측 서버의 기록을 다시 조회해 누출 0건을 확인했다(2026-08-21 검증. 당시에는 LangSmith도 함께 붙어 있었고 그쪽도 0건이었으나, LangSmith는 2026-08-24에 제거해 지금은 Langfuse 하나다).</w:t>
-      </w:r>
-    </w:p>
-    <w:p>
-      <w:pPr>
-        <w:spacing w:after="240" w:before="240" w:lineRule="auto"/>
-        <w:rPr>
-          <w:rFonts w:ascii="Malgun Gothic" w:cs="Malgun Gothic" w:eastAsia="Malgun Gothic" w:hAnsi="Malgun Gothic"/>
-          <w:b w:val="0"/>
-          <w:bCs w:val="0"/>
-          <w:sz w:val="26"/>
-          <w:szCs w:val="26"/>
-        </w:rPr>
-      </w:pPr>
-      <w:r>
-        <w:rPr>
-          <w:rtl w:val="0"/>
-        </w:rPr>
       </w:r>
     </w:p>
     <w:tbl>
@@ -3993,7 +3940,7 @@
                 <w:szCs w:val="20"/>
                 <w:rtl w:val="0"/>
               </w:rPr>
-              <w:t xml:space="preserve">내부 카운터가 그대로 드러나는 영문 예외 대신 「요청을 더 작은 단위로 나눠 달라」는 문장으로 바꿔 보낸다. 실행 기록은 종료 상태로 닫고 그때까지 쓴 회전 수·토큰도 함께 남긴다 — 실패한 실행을 비워 두면 사용량 합계가 실제보다 작아지기 때문이다.</w:t>
+              <w:t xml:space="preserve">내부 카운터가 그대로 드러나는 영문 예외 대신 「요청을 더 작은 단위로 나눠 달라」는 문장으로 바꿔 보낸다. 실행 기록은 종료 상태로 닫고 그때까지 쓴 토큰도 남긴다(실패한 실행을 비우면 사용량 합계가 실제보다 작아진다).</w:t>
             </w:r>
           </w:p>
         </w:tc>
@@ -4466,7 +4413,7 @@
           <w:color w:val="0000ff"/>
           <w:rtl w:val="0"/>
         </w:rPr>
-        <w:t xml:space="preserve">실제로 배포돼 돌아간다: 2026-08-14부터 https://halil-ai.site 로 공개 운영 중이고, main 브랜치 push가 곧 배포다. TLS 인증서는 자동 발급·갱신되며 API 헬스체크가 DB·인사 데이터·벡터 색인 상태를 함께 보고한다.</w:t>
+        <w:t xml:space="preserve">실제로 배포돼 돌아간다: 2026-08-14부터 https://halil-ai.site 로 공개 운영 중이고, main 브랜치 push가 곧 배포다. TLS 인증서는 자동 발급·갱신되고, 헬스체크가 DB·인사·벡터 색인 상태를 함께 보고한다.</w:t>
       </w:r>
     </w:p>
     <w:p>
@@ -4567,7 +4514,7 @@
           <w:color w:val="0000ff"/>
           <w:rtl w:val="0"/>
         </w:rPr>
-        <w:t xml:space="preserve">검색 품질의 정량 기준선이 없다: 골든셋(tests/eval — 질의 14건과 정답지 3종)은 갖췄으나 채점 러너가 없어 Recall@10·MRR을 아직 측정하지 못했다. 8주차에 러너를 만들어 기준선을 먼저 잡는다.</w:t>
+        <w:t xml:space="preserve">검색 품질의 정량 기준선이 없다: 골든셋(tests/eval — 질의 14건·정답지 3종)은 갖췄으나 채점 러너가 없어 Recall@10·MRR을 아직 못 쟀다. 8주차에 러너부터 만든다.</w:t>
       </w:r>
     </w:p>
     <w:p>
@@ -4639,7 +4586,7 @@
           <w:color w:val="0000ff"/>
           <w:rtl w:val="0"/>
         </w:rPr>
-        <w:t xml:space="preserve">권한 경계에 간극이 하나 남았다: 팀 스킬 파일 삭제 경로에 역할 검사가 없어 가상 파일 삭제 도구를 노출에서 빼 두었다. 검사를 붙이면 다시 연다.</w:t>
+        <w:t xml:space="preserve">권한 경계에 간극이 하나 남았다: 팀 스킬 파일 삭제 경로에 역할 검사가 없어 파일 삭제 도구를 노출에서 빼 두었다.</w:t>
       </w:r>
     </w:p>
     <w:sectPr>
